--- a/Results/warfarin_results.docx
+++ b/Results/warfarin_results.docx
@@ -472,7 +472,7 @@
                 <w:szCs w:val="22"/>
                 <w:color w:val="000000"/>
               </w:rPr>
-              <w:t xml:space="preserve">0.5686</w:t>
+              <w:t xml:space="preserve">0.5683</w:t>
             </w:r>
           </w:p>
         </w:tc>
@@ -642,7 +642,7 @@
                 <w:szCs w:val="22"/>
                 <w:color w:val="000000"/>
               </w:rPr>
-              <w:t xml:space="preserve">0.0183</w:t>
+              <w:t xml:space="preserve">0.0182</w:t>
             </w:r>
           </w:p>
         </w:tc>
@@ -812,7 +812,7 @@
                 <w:szCs w:val="22"/>
                 <w:color w:val="000000"/>
               </w:rPr>
-              <w:t xml:space="preserve">7.6562</w:t>
+              <w:t xml:space="preserve">7.6808</w:t>
             </w:r>
           </w:p>
         </w:tc>
@@ -1152,7 +1152,7 @@
                 <w:szCs w:val="22"/>
                 <w:color w:val="000000"/>
               </w:rPr>
-              <w:t xml:space="preserve">0.3758</w:t>
+              <w:t xml:space="preserve">0.3760</w:t>
             </w:r>
           </w:p>
         </w:tc>
@@ -1322,7 +1322,7 @@
                 <w:szCs w:val="22"/>
                 <w:color w:val="000000"/>
               </w:rPr>
-              <w:t xml:space="preserve">0.8158</w:t>
+              <w:t xml:space="preserve">0.8203</w:t>
             </w:r>
           </w:p>
         </w:tc>
@@ -1662,7 +1662,7 @@
                 <w:szCs w:val="22"/>
                 <w:color w:val="000000"/>
               </w:rPr>
-              <w:t xml:space="preserve">0.5866</w:t>
+              <w:t xml:space="preserve">0.5917</w:t>
             </w:r>
           </w:p>
         </w:tc>
@@ -1832,7 +1832,7 @@
                 <w:szCs w:val="22"/>
                 <w:color w:val="000000"/>
               </w:rPr>
-              <w:t xml:space="preserve">0.1965</w:t>
+              <w:t xml:space="preserve">0.2144</w:t>
             </w:r>
           </w:p>
         </w:tc>
@@ -2002,7 +2002,7 @@
                 <w:szCs w:val="22"/>
                 <w:color w:val="000000"/>
               </w:rPr>
-              <w:t xml:space="preserve">0.1000</w:t>
+              <w:t xml:space="preserve">0.1127</w:t>
             </w:r>
           </w:p>
         </w:tc>
@@ -2342,7 +2342,7 @@
                 <w:szCs w:val="22"/>
                 <w:color w:val="000000"/>
               </w:rPr>
-              <w:t xml:space="preserve">1.0571</w:t>
+              <w:t xml:space="preserve">1.0489</w:t>
             </w:r>
           </w:p>
         </w:tc>
@@ -2852,7 +2852,7 @@
                 <w:szCs w:val="22"/>
                 <w:color w:val="000000"/>
               </w:rPr>
-              <w:t xml:space="preserve">869.56</w:t>
+              <w:t xml:space="preserve">868.95</w:t>
             </w:r>
           </w:p>
         </w:tc>
@@ -2907,7 +2907,7 @@
                 <w:szCs w:val="22"/>
                 <w:color w:val="000000"/>
               </w:rPr>
-              <w:t xml:space="preserve">872.40</w:t>
+              <w:t xml:space="preserve">871.85</w:t>
             </w:r>
           </w:p>
         </w:tc>
@@ -3022,7 +3022,7 @@
                 <w:szCs w:val="22"/>
                 <w:color w:val="000000"/>
               </w:rPr>
-              <w:t xml:space="preserve">887.56</w:t>
+              <w:t xml:space="preserve">886.95</w:t>
             </w:r>
           </w:p>
         </w:tc>
@@ -3077,7 +3077,7 @@
                 <w:szCs w:val="22"/>
                 <w:color w:val="000000"/>
               </w:rPr>
-              <w:t xml:space="preserve">890.40</w:t>
+              <w:t xml:space="preserve">889.85</w:t>
             </w:r>
           </w:p>
         </w:tc>
@@ -3192,7 +3192,7 @@
                 <w:szCs w:val="22"/>
                 <w:color w:val="000000"/>
               </w:rPr>
-              <w:t xml:space="preserve">900.75</w:t>
+              <w:t xml:space="preserve">900.14</w:t>
             </w:r>
           </w:p>
         </w:tc>
@@ -3247,7 +3247,7 @@
                 <w:szCs w:val="22"/>
                 <w:color w:val="000000"/>
               </w:rPr>
-              <w:t xml:space="preserve">903.59</w:t>
+              <w:t xml:space="preserve">903.04</w:t>
             </w:r>
           </w:p>
         </w:tc>
@@ -3362,7 +3362,7 @@
                 <w:szCs w:val="22"/>
                 <w:color w:val="000000"/>
               </w:rPr>
-              <w:t xml:space="preserve">908.99</w:t>
+              <w:t xml:space="preserve">908.38</w:t>
             </w:r>
           </w:p>
         </w:tc>
@@ -3417,7 +3417,7 @@
                 <w:szCs w:val="22"/>
                 <w:color w:val="000000"/>
               </w:rPr>
-              <w:t xml:space="preserve">911.83</w:t>
+              <w:t xml:space="preserve">911.28</w:t>
             </w:r>
           </w:p>
         </w:tc>
